--- a/content/Lectures/Semester 1/Week 01 - Introduction to Operational Research/5 Source Files/Week 1 - Tutorial.docx
+++ b/content/Lectures/Semester 1/Week 01 - Introduction to Operational Research/5 Source Files/Week 1 - Tutorial.docx
@@ -2254,7 +2254,7 @@
                 <w:sz w:val="18"/>
                 <w:szCs w:val="18"/>
               </w:rPr>
-              <w:t>% define the column vector (solution) b</w:t>
+              <w:t>% define the column vector (right-hand side) b</w:t>
             </w:r>
           </w:p>
           <w:p>
@@ -2541,7 +2541,7 @@
                 <w:sz w:val="18"/>
                 <w:szCs w:val="18"/>
               </w:rPr>
-              <w:t>% define the column vector (solution) b</w:t>
+              <w:t>% define the column vector (right-hand side) b</w:t>
             </w:r>
           </w:p>
           <w:p>
@@ -3839,7 +3839,7 @@
                 <w:sz w:val="18"/>
                 <w:szCs w:val="18"/>
               </w:rPr>
-              <w:t>% define the column vector (solution) b</w:t>
+              <w:t>% define the column vector (right-hand side) b</w:t>
             </w:r>
           </w:p>
           <w:p>

--- a/content/Lectures/Semester 1/Week 01 - Introduction to Operational Research/5 Source Files/Week 1 - Tutorial.docx
+++ b/content/Lectures/Semester 1/Week 01 - Introduction to Operational Research/5 Source Files/Week 1 - Tutorial.docx
@@ -2135,9 +2135,6 @@
       </w:pPr>
       <w:r>
         <w:t>Solve using matrix form</w:t>
-      </w:r>
-      <w:r>
-        <w:t xml:space="preserve"> *</w:t>
       </w:r>
     </w:p>
     <w:p>
